--- a/interview/java/interview-java-programs.docx
+++ b/interview/java/interview-java-programs.docx
@@ -151,15 +151,7 @@
     </w:p>
     <w:p>
       <w:r>
-        <w:t xml:space="preserve">Map&lt;Character, </w:t>
-      </w:r>
-      <w:proofErr w:type="gramStart"/>
-      <w:r>
-        <w:t>Long</w:t>
-      </w:r>
-      <w:proofErr w:type="gramEnd"/>
-      <w:r>
-        <w:t xml:space="preserve">&gt; frequency = </w:t>
+        <w:t xml:space="preserve">Map&lt;Character, Long&gt; frequency = </w:t>
       </w:r>
       <w:proofErr w:type="spellStart"/>
       <w:proofErr w:type="gramStart"/>
@@ -1772,9 +1764,14 @@
       </w:r>
       <w:proofErr w:type="gramEnd"/>
       <w:r>
-        <w:t>(n -&gt; !</w:t>
-      </w:r>
-      <w:proofErr w:type="spellStart"/>
+        <w:t>(n -</w:t>
+      </w:r>
+      <w:proofErr w:type="gramStart"/>
+      <w:r>
+        <w:t>&gt; !</w:t>
+      </w:r>
+      <w:proofErr w:type="spellStart"/>
+      <w:proofErr w:type="gramEnd"/>
       <w:r>
         <w:rPr>
           <w:b/>
@@ -1791,7 +1788,15 @@
       </w:r>
       <w:proofErr w:type="spellEnd"/>
       <w:r>
-        <w:t>(n)) .collect(</w:t>
+        <w:t>(n)</w:t>
+      </w:r>
+      <w:proofErr w:type="gramStart"/>
+      <w:r>
+        <w:t>) .collect</w:t>
+      </w:r>
+      <w:proofErr w:type="gramEnd"/>
+      <w:r>
+        <w:t>(</w:t>
       </w:r>
       <w:proofErr w:type="spellStart"/>
       <w:r>
@@ -1799,8 +1804,13 @@
       </w:r>
       <w:proofErr w:type="spellEnd"/>
       <w:r>
-        <w:t>());</w:t>
-      </w:r>
+        <w:t>()</w:t>
+      </w:r>
+      <w:proofErr w:type="gramStart"/>
+      <w:r>
+        <w:t>);</w:t>
+      </w:r>
+      <w:proofErr w:type="gramEnd"/>
     </w:p>
     <w:p>
       <w:pPr>
@@ -1915,10 +1925,7 @@
       </w:r>
       <w:proofErr w:type="gramStart"/>
       <w:r>
-        <w:t>)</w:t>
-      </w:r>
-      <w:r>
-        <w:t>.reduce</w:t>
+        <w:t>).reduce</w:t>
       </w:r>
       <w:proofErr w:type="gramEnd"/>
       <w:r>
@@ -2444,15 +2451,7 @@
     </w:p>
     <w:p>
       <w:r>
-        <w:t xml:space="preserve">Map&lt;String, </w:t>
-      </w:r>
-      <w:proofErr w:type="gramStart"/>
-      <w:r>
-        <w:t>Long</w:t>
-      </w:r>
-      <w:proofErr w:type="gramEnd"/>
-      <w:r>
-        <w:t xml:space="preserve">&gt; </w:t>
+        <w:t xml:space="preserve">Map&lt;String, Long&gt; </w:t>
       </w:r>
       <w:proofErr w:type="spellStart"/>
       <w:r>
@@ -2508,19 +2507,11 @@
       </w:r>
       <w:proofErr w:type="spellStart"/>
       <w:r>
-        <w:t>Collectors.</w:t>
-      </w:r>
-      <w:proofErr w:type="gramStart"/>
-      <w:r>
-        <w:t>counting</w:t>
-      </w:r>
-      <w:proofErr w:type="spellEnd"/>
-      <w:r>
-        <w:t>()</w:t>
-      </w:r>
-      <w:proofErr w:type="gramEnd"/>
-      <w:r>
-        <w:t>)</w:t>
+        <w:t>Collectors.counting</w:t>
+      </w:r>
+      <w:proofErr w:type="spellEnd"/>
+      <w:r>
+        <w:t>())</w:t>
       </w:r>
       <w:proofErr w:type="gramStart"/>
       <w:r>
@@ -2689,11 +2680,11 @@
       </w:r>
       <w:proofErr w:type="gramStart"/>
       <w:r>
-        <w:t>Employee::getSalary))</w:t>
-      </w:r>
-      <w:proofErr w:type="gramEnd"/>
-      <w:r>
-        <w:t>)</w:t>
+        <w:t>Employee::</w:t>
+      </w:r>
+      <w:proofErr w:type="gramEnd"/>
+      <w:r>
+        <w:t>getSalary)))</w:t>
       </w:r>
       <w:proofErr w:type="gramStart"/>
       <w:r>
@@ -3758,15 +3749,7 @@
     </w:p>
     <w:p>
       <w:r>
-        <w:t xml:space="preserve">Map&lt;String, </w:t>
-      </w:r>
-      <w:proofErr w:type="gramStart"/>
-      <w:r>
-        <w:t>Long</w:t>
-      </w:r>
-      <w:proofErr w:type="gramEnd"/>
-      <w:r>
-        <w:t xml:space="preserve">&gt; </w:t>
+        <w:t xml:space="preserve">Map&lt;String, Long&gt; </w:t>
       </w:r>
       <w:proofErr w:type="spellStart"/>
       <w:r>
@@ -3864,15 +3847,7 @@
       </w:r>
       <w:proofErr w:type="spellEnd"/>
       <w:r>
-        <w:t xml:space="preserve">&lt;String, </w:t>
-      </w:r>
-      <w:proofErr w:type="gramStart"/>
-      <w:r>
-        <w:t>Long</w:t>
-      </w:r>
-      <w:proofErr w:type="gramEnd"/>
-      <w:r>
-        <w:t xml:space="preserve">&gt; </w:t>
+        <w:t xml:space="preserve">&lt;String, Long&gt; </w:t>
       </w:r>
       <w:proofErr w:type="spellStart"/>
       <w:r>
@@ -3958,13 +3933,8 @@
       </w:r>
     </w:p>
     <w:p>
-      <w:proofErr w:type="gramStart"/>
-      <w:r>
-        <w:t>you</w:t>
-      </w:r>
-      <w:proofErr w:type="gramEnd"/>
-      <w:r>
-        <w:t xml:space="preserve"> can use</w:t>
+      <w:r>
+        <w:t>you can use</w:t>
       </w:r>
       <w:r>
         <w:rPr>
@@ -4025,10 +3995,7 @@
       </w:r>
       <w:proofErr w:type="gramStart"/>
       <w:r>
-        <w:t>)</w:t>
-      </w:r>
-      <w:r>
-        <w:t>;</w:t>
+        <w:t>);</w:t>
       </w:r>
       <w:proofErr w:type="gramEnd"/>
     </w:p>
@@ -4417,26 +4384,32 @@
       </w:r>
       <w:proofErr w:type="gramEnd"/>
       <w:r>
-        <w:t>(n -&gt; !</w:t>
-      </w:r>
-      <w:proofErr w:type="spellStart"/>
-      <w:r>
-        <w:rPr>
-          <w:b/>
-          <w:bCs/>
-        </w:rPr>
-        <w:t>hashset</w:t>
-      </w:r>
-      <w:r>
-        <w:rPr>
-          <w:b/>
-          <w:bCs/>
-        </w:rPr>
-        <w:t>.add</w:t>
-      </w:r>
-      <w:proofErr w:type="spellEnd"/>
-      <w:r>
-        <w:t>(n)).collect(</w:t>
+        <w:t>(n -</w:t>
+      </w:r>
+      <w:proofErr w:type="gramStart"/>
+      <w:r>
+        <w:t>&gt; !</w:t>
+      </w:r>
+      <w:proofErr w:type="spellStart"/>
+      <w:proofErr w:type="gramEnd"/>
+      <w:r>
+        <w:rPr>
+          <w:b/>
+          <w:bCs/>
+        </w:rPr>
+        <w:t>hashset.add</w:t>
+      </w:r>
+      <w:proofErr w:type="spellEnd"/>
+      <w:r>
+        <w:t>(n)</w:t>
+      </w:r>
+      <w:proofErr w:type="gramStart"/>
+      <w:r>
+        <w:t>).collect</w:t>
+      </w:r>
+      <w:proofErr w:type="gramEnd"/>
+      <w:r>
+        <w:t>(</w:t>
       </w:r>
       <w:proofErr w:type="spellStart"/>
       <w:r>
@@ -4444,8 +4417,13 @@
       </w:r>
       <w:proofErr w:type="spellEnd"/>
       <w:r>
-        <w:t>());</w:t>
-      </w:r>
+        <w:t>()</w:t>
+      </w:r>
+      <w:proofErr w:type="gramStart"/>
+      <w:r>
+        <w:t>);</w:t>
+      </w:r>
+      <w:proofErr w:type="gramEnd"/>
     </w:p>
     <w:p>
       <w:pPr>
@@ -4566,13 +4544,7 @@
       </w:r>
       <w:proofErr w:type="gramStart"/>
       <w:r>
-        <w:t>);</w:t>
-      </w:r>
-      <w:r>
-        <w:t xml:space="preserve"> </w:t>
-      </w:r>
-      <w:r>
-        <w:t xml:space="preserve">  </w:t>
+        <w:t xml:space="preserve">);   </w:t>
       </w:r>
       <w:proofErr w:type="gramEnd"/>
       <w:r>
@@ -4616,10 +4588,7 @@
       </w:r>
       <w:proofErr w:type="gramStart"/>
       <w:r>
-        <w:t>);</w:t>
-      </w:r>
-      <w:r>
-        <w:t xml:space="preserve">   </w:t>
+        <w:t xml:space="preserve">);   </w:t>
       </w:r>
       <w:proofErr w:type="gramEnd"/>
       <w:r>
@@ -5745,6 +5714,9 @@
     </w:p>
     <w:p>
       <w:r>
+        <w:rPr>
+          <w:noProof/>
+        </w:rPr>
         <w:drawing>
           <wp:inline distT="0" distB="0" distL="0" distR="0" wp14:anchorId="363ECA76" wp14:editId="5219B561">
             <wp:extent cx="3571875" cy="2600325"/>
@@ -5788,6 +5760,9 @@
         <w:t xml:space="preserve"> </w:t>
       </w:r>
       <w:r>
+        <w:rPr>
+          <w:noProof/>
+        </w:rPr>
         <w:drawing>
           <wp:inline distT="0" distB="0" distL="0" distR="0" wp14:anchorId="1A757B89" wp14:editId="0DF6807E">
             <wp:extent cx="4067175" cy="2085975"/>
@@ -5846,7 +5821,6 @@
         </w:rPr>
         <w:t xml:space="preserve">Producer Consumer with </w:t>
       </w:r>
-      <w:proofErr w:type="spellStart"/>
       <w:r>
         <w:rPr>
           <w:b/>
@@ -5855,7 +5829,6 @@
         </w:rPr>
         <w:t>BlockingQueue</w:t>
       </w:r>
-      <w:proofErr w:type="spellEnd"/>
     </w:p>
     <w:p>
       <w:pPr>
@@ -5937,7 +5910,6 @@
       <w:r>
         <w:t xml:space="preserve">With </w:t>
       </w:r>
-      <w:proofErr w:type="spellStart"/>
       <w:r>
         <w:rPr>
           <w:b/>
@@ -5945,7 +5917,6 @@
         </w:rPr>
         <w:t>BlockingQueue</w:t>
       </w:r>
-      <w:proofErr w:type="spellEnd"/>
       <w:r>
         <w:t>, we don’t need to manually handle wait()/</w:t>
       </w:r>
@@ -7105,6 +7076,161 @@
       <w:proofErr w:type="gramEnd"/>
     </w:p>
     <w:p/>
+    <w:p>
+      <w:pPr>
+        <w:pStyle w:val="ListParagraph"/>
+        <w:numPr>
+          <w:ilvl w:val="0"/>
+          <w:numId w:val="1"/>
+        </w:numPr>
+        <w:rPr>
+          <w:color w:val="EE0000"/>
+          <w:lang w:val="en-IN"/>
+        </w:rPr>
+      </w:pPr>
+      <w:r>
+        <w:rPr>
+          <w:color w:val="EE0000"/>
+          <w:lang w:val="en-IN"/>
+        </w:rPr>
+        <w:t>To find the missing number in the array:</w:t>
+      </w:r>
+      <w:r>
+        <w:rPr>
+          <w:color w:val="EE0000"/>
+          <w:lang w:val="en-IN"/>
+        </w:rPr>
+        <w:t xml:space="preserve"> </w:t>
+      </w:r>
+      <w:r>
+        <w:rPr>
+          <w:lang w:val="en-IN"/>
+        </w:rPr>
+        <w:t>[1,2,3,4,5,7,8,9,10]</w:t>
+      </w:r>
+    </w:p>
+    <w:p>
+      <w:r>
+        <w:t xml:space="preserve">function </w:t>
+      </w:r>
+      <w:proofErr w:type="spellStart"/>
+      <w:proofErr w:type="gramStart"/>
+      <w:r>
+        <w:t>findMissing</w:t>
+      </w:r>
+      <w:proofErr w:type="spellEnd"/>
+      <w:r>
+        <w:t>(</w:t>
+      </w:r>
+      <w:proofErr w:type="spellStart"/>
+      <w:proofErr w:type="gramEnd"/>
+      <w:r>
+        <w:t>arr</w:t>
+      </w:r>
+      <w:proofErr w:type="spellEnd"/>
+      <w:r>
+        <w:t xml:space="preserve">, </w:t>
+      </w:r>
+      <w:proofErr w:type="gramStart"/>
+      <w:r>
+        <w:t>n) {</w:t>
+      </w:r>
+      <w:proofErr w:type="gramEnd"/>
+    </w:p>
+    <w:p>
+      <w:r>
+        <w:t xml:space="preserve">    let </w:t>
+      </w:r>
+      <w:proofErr w:type="spellStart"/>
+      <w:r>
+        <w:t>expectedSum</w:t>
+      </w:r>
+      <w:proofErr w:type="spellEnd"/>
+      <w:r>
+        <w:t xml:space="preserve"> = n * (n + 1) / </w:t>
+      </w:r>
+      <w:proofErr w:type="gramStart"/>
+      <w:r>
+        <w:t>2;</w:t>
+      </w:r>
+      <w:proofErr w:type="gramEnd"/>
+    </w:p>
+    <w:p>
+      <w:r>
+        <w:lastRenderedPageBreak/>
+        <w:t xml:space="preserve">    let </w:t>
+      </w:r>
+      <w:proofErr w:type="spellStart"/>
+      <w:r>
+        <w:t>actualSum</w:t>
+      </w:r>
+      <w:proofErr w:type="spellEnd"/>
+      <w:r>
+        <w:t xml:space="preserve"> = </w:t>
+      </w:r>
+      <w:proofErr w:type="spellStart"/>
+      <w:proofErr w:type="gramStart"/>
+      <w:r>
+        <w:t>arr.reduce</w:t>
+      </w:r>
+      <w:proofErr w:type="spellEnd"/>
+      <w:proofErr w:type="gramEnd"/>
+      <w:r>
+        <w:t>((sum, num) =&gt; sum + num, 0</w:t>
+      </w:r>
+      <w:proofErr w:type="gramStart"/>
+      <w:r>
+        <w:t>);</w:t>
+      </w:r>
+      <w:proofErr w:type="gramEnd"/>
+    </w:p>
+    <w:p>
+      <w:r>
+        <w:t xml:space="preserve">    return </w:t>
+      </w:r>
+      <w:proofErr w:type="spellStart"/>
+      <w:r>
+        <w:t>expectedSum</w:t>
+      </w:r>
+      <w:proofErr w:type="spellEnd"/>
+      <w:r>
+        <w:t xml:space="preserve"> - </w:t>
+      </w:r>
+      <w:proofErr w:type="spellStart"/>
+      <w:r>
+        <w:t>actualSum</w:t>
+      </w:r>
+      <w:proofErr w:type="spellEnd"/>
+      <w:r>
+        <w:t>;}</w:t>
+      </w:r>
+    </w:p>
+    <w:p>
+      <w:r>
+        <w:t>console.log(</w:t>
+      </w:r>
+      <w:proofErr w:type="spellStart"/>
+      <w:proofErr w:type="gramStart"/>
+      <w:r>
+        <w:t>findMissing</w:t>
+      </w:r>
+      <w:proofErr w:type="spellEnd"/>
+      <w:r>
+        <w:t>(</w:t>
+      </w:r>
+      <w:proofErr w:type="gramEnd"/>
+      <w:r>
+        <w:t xml:space="preserve">[1,2,3,4,5,7,8,9,10], </w:t>
+      </w:r>
+      <w:proofErr w:type="gramStart"/>
+      <w:r>
+        <w:t>10))</w:t>
+      </w:r>
+      <w:proofErr w:type="gramEnd"/>
+      <w:r>
+        <w:t>; // 6</w:t>
+      </w:r>
+    </w:p>
     <w:sectPr>
       <w:pgSz w:w="12240" w:h="15840"/>
       <w:pgMar w:top="1440" w:right="1440" w:bottom="1440" w:left="1440" w:header="720" w:footer="720" w:gutter="0"/>
@@ -9042,6 +9168,7 @@
   <w:style w:type="character" w:default="1" w:styleId="DefaultParagraphFont">
     <w:name w:val="Default Paragraph Font"/>
     <w:uiPriority w:val="1"/>
+    <w:semiHidden/>
     <w:unhideWhenUsed/>
   </w:style>
   <w:style w:type="table" w:default="1" w:styleId="TableNormal">
